--- a/public/documents/f2-template.docx
+++ b/public/documents/f2-template.docx
@@ -505,6 +505,9 @@
             <w:pPr>
               <w:jc w:val="center"/>
             </w:pPr>
+            <w:r>
+              <w:t>534/1040/1</w:t>
+            </w:r>
           </w:p>
         </w:tc>
         <w:tc>
@@ -1449,7 +1452,7 @@
       </w:pPr>
       <w:r>
         <w:rPr>
-          <w:strike/>
+          <w:strike w:val="{{HIRE_STRIKE}}"/>
           <w:color w:val="000000"/>
           <w:szCs w:val="28"/>
           <w:lang w:val="en-US"/>
@@ -1475,7 +1478,7 @@
       </w:r>
       <w:r>
         <w:rPr>
-          <w:strike/>
+          <w:strike w:val="{{DISMISSAL_STRIKE}}"/>
           <w:color w:val="000000"/>
           <w:szCs w:val="28"/>
           <w:lang w:val="en-US"/>

--- a/public/documents/f2-template.docx
+++ b/public/documents/f2-template.docx
@@ -466,7 +466,7 @@
     <w:tbl>
       <w:tblPr>
         <w:tblStyle w:val="ac"/>
-        <w:tblW w:w="4536" w:type="dxa"/>
+        <w:tblW w:w="4962" w:type="dxa"/>
         <w:tblBorders>
           <w:top w:val="none" w:sz="0" w:space="0" w:color="auto"/>
           <w:left w:val="none" w:sz="0" w:space="0" w:color="auto"/>
@@ -475,13 +475,14 @@
           <w:insideH w:val="none" w:sz="0" w:space="0" w:color="auto"/>
           <w:insideV w:val="none" w:sz="0" w:space="0" w:color="auto"/>
         </w:tblBorders>
+        <w:tblLayout w:type="fixed"/>
         <w:tblLook w:val="04A0" w:firstRow="1" w:lastRow="0" w:firstColumn="1" w:lastColumn="0" w:noHBand="0" w:noVBand="1"/>
       </w:tblPr>
       <w:tblGrid>
-        <w:gridCol w:w="950"/>
-        <w:gridCol w:w="1455"/>
-        <w:gridCol w:w="441"/>
-        <w:gridCol w:w="1690"/>
+        <w:gridCol w:w="970"/>
+        <w:gridCol w:w="1724"/>
+        <w:gridCol w:w="567"/>
+        <w:gridCol w:w="1701"/>
       </w:tblGrid>
       <w:tr>
         <w:trPr>
@@ -489,30 +490,29 @@
         </w:trPr>
         <w:tc>
           <w:tcPr>
-            <w:tcW w:w="950" w:type="dxa"/>
+            <w:tcW w:w="970" w:type="dxa"/>
           </w:tcPr>
           <w:p>
             <w:r>
-              <w:t>Исх.№</w:t>
+              <w:t>Исх.</w:t>
+            </w:r>
+            <w:r>
+              <w:t xml:space="preserve"> </w:t>
+            </w:r>
+            <w:r>
+              <w:t>№</w:t>
             </w:r>
           </w:p>
         </w:tc>
         <w:tc>
           <w:tcPr>
-            <w:tcW w:w="1455" w:type="dxa"/>
+            <w:tcW w:w="1724" w:type="dxa"/>
           </w:tcPr>
-          <w:p>
-            <w:pPr>
-              <w:jc w:val="center"/>
-            </w:pPr>
-            <w:r>
-              <w:t>534/1040/1</w:t>
-            </w:r>
-          </w:p>
+          <w:p/>
         </w:tc>
         <w:tc>
           <w:tcPr>
-            <w:tcW w:w="441" w:type="dxa"/>
+            <w:tcW w:w="567" w:type="dxa"/>
           </w:tcPr>
           <w:p>
             <w:r>
@@ -522,7 +522,7 @@
         </w:tc>
         <w:tc>
           <w:tcPr>
-            <w:tcW w:w="1690" w:type="dxa"/>
+            <w:tcW w:w="1701" w:type="dxa"/>
           </w:tcPr>
           <w:p/>
         </w:tc>
@@ -1452,7 +1452,7 @@
       </w:pPr>
       <w:r>
         <w:rPr>
-          <w:strike w:val="{{HIRE_STRIKE}}"/>
+          <w:strike/>
           <w:color w:val="000000"/>
           <w:szCs w:val="28"/>
           <w:lang w:val="en-US"/>
@@ -1478,7 +1478,7 @@
       </w:r>
       <w:r>
         <w:rPr>
-          <w:strike w:val="{{DISMISSAL_STRIKE}}"/>
+          <w:strike/>
           <w:color w:val="000000"/>
           <w:szCs w:val="28"/>
           <w:lang w:val="en-US"/>

--- a/public/documents/f2-template.docx
+++ b/public/documents/f2-template.docx
@@ -466,7 +466,7 @@
     <w:tbl>
       <w:tblPr>
         <w:tblStyle w:val="ac"/>
-        <w:tblW w:w="4962" w:type="dxa"/>
+        <w:tblW w:w="4536" w:type="dxa"/>
         <w:tblBorders>
           <w:top w:val="none" w:sz="0" w:space="0" w:color="auto"/>
           <w:left w:val="none" w:sz="0" w:space="0" w:color="auto"/>
@@ -475,14 +475,13 @@
           <w:insideH w:val="none" w:sz="0" w:space="0" w:color="auto"/>
           <w:insideV w:val="none" w:sz="0" w:space="0" w:color="auto"/>
         </w:tblBorders>
-        <w:tblLayout w:type="fixed"/>
         <w:tblLook w:val="04A0" w:firstRow="1" w:lastRow="0" w:firstColumn="1" w:lastColumn="0" w:noHBand="0" w:noVBand="1"/>
       </w:tblPr>
       <w:tblGrid>
-        <w:gridCol w:w="970"/>
-        <w:gridCol w:w="1724"/>
-        <w:gridCol w:w="567"/>
-        <w:gridCol w:w="1701"/>
+        <w:gridCol w:w="950"/>
+        <w:gridCol w:w="1455"/>
+        <w:gridCol w:w="441"/>
+        <w:gridCol w:w="1690"/>
       </w:tblGrid>
       <w:tr>
         <w:trPr>
@@ -490,29 +489,30 @@
         </w:trPr>
         <w:tc>
           <w:tcPr>
-            <w:tcW w:w="970" w:type="dxa"/>
+            <w:tcW w:w="950" w:type="dxa"/>
           </w:tcPr>
           <w:p>
             <w:r>
-              <w:t>Исх.</w:t>
-            </w:r>
-            <w:r>
-              <w:t xml:space="preserve"> </w:t>
-            </w:r>
-            <w:r>
-              <w:t>№</w:t>
+              <w:t>Исх.№</w:t>
             </w:r>
           </w:p>
         </w:tc>
         <w:tc>
           <w:tcPr>
-            <w:tcW w:w="1724" w:type="dxa"/>
+            <w:tcW w:w="1455" w:type="dxa"/>
           </w:tcPr>
-          <w:p/>
+          <w:p>
+            <w:pPr>
+              <w:jc w:val="center"/>
+            </w:pPr>
+            <w:r>
+              <w:t>534/1040/1</w:t>
+            </w:r>
+          </w:p>
         </w:tc>
         <w:tc>
           <w:tcPr>
-            <w:tcW w:w="567" w:type="dxa"/>
+            <w:tcW w:w="441" w:type="dxa"/>
           </w:tcPr>
           <w:p>
             <w:r>
@@ -522,7 +522,7 @@
         </w:tc>
         <w:tc>
           <w:tcPr>
-            <w:tcW w:w="1701" w:type="dxa"/>
+            <w:tcW w:w="1690" w:type="dxa"/>
           </w:tcPr>
           <w:p/>
         </w:tc>
@@ -1452,7 +1452,7 @@
       </w:pPr>
       <w:r>
         <w:rPr>
-          <w:strike/>
+          <w:strike w:val="{{HIRE_STRIKE}}"/>
           <w:color w:val="000000"/>
           <w:szCs w:val="28"/>
           <w:lang w:val="en-US"/>
@@ -1478,7 +1478,7 @@
       </w:r>
       <w:r>
         <w:rPr>
-          <w:strike/>
+          <w:strike w:val="{{DISMISSAL_STRIKE}}"/>
           <w:color w:val="000000"/>
           <w:szCs w:val="28"/>
           <w:lang w:val="en-US"/>

--- a/public/documents/f2-template.docx
+++ b/public/documents/f2-template.docx
@@ -267,15 +267,15 @@
             <w:pPr>
               <w:jc w:val="center"/>
               <w:rPr>
-                <w:sz w:val="26"/>
-                <w:szCs w:val="26"/>
+                <w:sz w:val="18"/>
+                <w:szCs w:val="18"/>
               </w:rPr>
             </w:pPr>
             <w:r>
               <w:rPr>
                 <w:color w:val="000000"/>
-                <w:sz w:val="26"/>
-                <w:szCs w:val="26"/>
+                <w:sz w:val="18"/>
+                <w:szCs w:val="18"/>
               </w:rPr>
               <w:t>{{HEADER_AUTHORITY_TYPE}}</w:t>
             </w:r>
@@ -392,15 +392,15 @@
               <w:spacing w:line="204" w:lineRule="auto"/>
               <w:jc w:val="center"/>
               <w:rPr>
-                <w:sz w:val="26"/>
-                <w:szCs w:val="26"/>
+                <w:sz w:val="18"/>
+                <w:szCs w:val="18"/>
               </w:rPr>
             </w:pPr>
             <w:r>
               <w:rPr>
                 <w:color w:val="000000"/>
-                <w:sz w:val="26"/>
-                <w:szCs w:val="26"/>
+                <w:sz w:val="18"/>
+                <w:szCs w:val="18"/>
               </w:rPr>
               <w:t>{{HEADER_AUTHORITY_NAME}}</w:t>
             </w:r>
@@ -1452,7 +1452,7 @@
       </w:pPr>
       <w:r>
         <w:rPr>
-          <w:strike w:val="{{HIRE_STRIKE}}"/>
+          <w:strike/>
           <w:color w:val="000000"/>
           <w:szCs w:val="28"/>
           <w:lang w:val="en-US"/>
@@ -1478,7 +1478,7 @@
       </w:r>
       <w:r>
         <w:rPr>
-          <w:strike w:val="{{DISMISSAL_STRIKE}}"/>
+          <w:strike/>
           <w:color w:val="000000"/>
           <w:szCs w:val="28"/>
           <w:lang w:val="en-US"/>

--- a/public/documents/f2-template.docx
+++ b/public/documents/f2-template.docx
@@ -267,15 +267,15 @@
             <w:pPr>
               <w:jc w:val="center"/>
               <w:rPr>
-                <w:sz w:val="18"/>
-                <w:szCs w:val="18"/>
+                <w:sz w:val="26"/>
+                <w:szCs w:val="26"/>
               </w:rPr>
             </w:pPr>
             <w:r>
               <w:rPr>
                 <w:color w:val="000000"/>
-                <w:sz w:val="18"/>
-                <w:szCs w:val="18"/>
+                <w:sz w:val="26"/>
+                <w:szCs w:val="26"/>
               </w:rPr>
               <w:t>{{HEADER_AUTHORITY_TYPE}}</w:t>
             </w:r>
@@ -392,15 +392,15 @@
               <w:spacing w:line="204" w:lineRule="auto"/>
               <w:jc w:val="center"/>
               <w:rPr>
-                <w:sz w:val="18"/>
-                <w:szCs w:val="18"/>
+                <w:sz w:val="26"/>
+                <w:szCs w:val="26"/>
               </w:rPr>
             </w:pPr>
             <w:r>
               <w:rPr>
                 <w:color w:val="000000"/>
-                <w:sz w:val="18"/>
-                <w:szCs w:val="18"/>
+                <w:sz w:val="26"/>
+                <w:szCs w:val="26"/>
               </w:rPr>
               <w:t>{{HEADER_AUTHORITY_NAME}}</w:t>
             </w:r>
@@ -1452,7 +1452,7 @@
       </w:pPr>
       <w:r>
         <w:rPr>
-          <w:strike/>
+          <w:strike w:val="{{HIRE_STRIKE}}"/>
           <w:color w:val="000000"/>
           <w:szCs w:val="28"/>
           <w:lang w:val="en-US"/>
@@ -1478,7 +1478,7 @@
       </w:r>
       <w:r>
         <w:rPr>
-          <w:strike/>
+          <w:strike w:val="{{DISMISSAL_STRIKE}}"/>
           <w:color w:val="000000"/>
           <w:szCs w:val="28"/>
           <w:lang w:val="en-US"/>
